--- a/resumen-videos/resultados/TC_02_Peso_maximo_gantry_switch_idiomas/TC_02_Peso_maximo_gantry_switch_idiomas.docx
+++ b/resumen-videos/resultados/TC_02_Peso_maximo_gantry_switch_idiomas/TC_02_Peso_maximo_gantry_switch_idiomas.docx
@@ -4,7 +4,7 @@
   <w:body>
     <w:p>
       <w:pPr>
-        <w:spacing w:before="1191" w:after="0" w:line="240" w:lineRule="auto"/>
+        <w:spacing w:before="2189" w:after="0" w:line="240" w:lineRule="auto"/>
         <w:ind w:left="850" w:right="850"/>
       </w:pPr>
       <w:r>
@@ -213,7 +213,7 @@
           <w:bottom w:val="single" w:sz="4" w:space="2" w:color="BBBBBB"/>
         </w:pBdr>
         <w:tabs>
-          <w:tab w:pos="15704" w:val="right"/>
+          <w:tab w:pos="10772" w:val="right"/>
         </w:tabs>
         <w:spacing w:before="0" w:after="80" w:line="192" w:lineRule="exact"/>
       </w:pPr>
@@ -265,8 +265,8 @@
         <w:tblLook w:firstColumn="1" w:firstRow="1" w:lastColumn="0" w:lastRow="0" w:noHBand="0" w:noVBand="1" w:val="04A0"/>
       </w:tblPr>
       <w:tblGrid>
-        <w:gridCol w:w="7852"/>
-        <w:gridCol w:w="7852"/>
+        <w:gridCol w:w="5386"/>
+        <w:gridCol w:w="5386"/>
       </w:tblGrid>
       <w:tr>
         <w:trPr>
@@ -274,7 +274,7 @@
         </w:trPr>
         <w:tc>
           <w:tcPr>
-            <w:tcW w:type="dxa" w:w="13890"/>
+            <w:tcW w:type="dxa" w:w="8957"/>
           </w:tcPr>
           <w:p>
             <w:pPr>
@@ -304,7 +304,7 @@
         </w:trPr>
         <w:tc>
           <w:tcPr>
-            <w:tcW w:type="dxa" w:w="13890"/>
+            <w:tcW w:type="dxa" w:w="8957"/>
           </w:tcPr>
           <w:p>
             <w:pPr>
@@ -352,7 +352,7 @@
         </w:trPr>
         <w:tc>
           <w:tcPr>
-            <w:tcW w:type="dxa" w:w="13890"/>
+            <w:tcW w:type="dxa" w:w="8957"/>
           </w:tcPr>
           <w:p>
             <w:pPr>
@@ -382,7 +382,7 @@
         </w:trPr>
         <w:tc>
           <w:tcPr>
-            <w:tcW w:type="dxa" w:w="13890"/>
+            <w:tcW w:type="dxa" w:w="8957"/>
           </w:tcPr>
           <w:p>
             <w:pPr>
@@ -419,7 +419,7 @@
                 <w:sz w:val="20"/>
               </w:rPr>
               <w:tab/>
-              <w:t>00:08 · pág. 3</w:t>
+              <w:t>00:08 · pág. 4</w:t>
             </w:r>
           </w:p>
         </w:tc>
@@ -430,7 +430,7 @@
         </w:trPr>
         <w:tc>
           <w:tcPr>
-            <w:tcW w:type="dxa" w:w="13890"/>
+            <w:tcW w:type="dxa" w:w="8957"/>
           </w:tcPr>
           <w:p>
             <w:pPr>
@@ -460,7 +460,7 @@
         </w:trPr>
         <w:tc>
           <w:tcPr>
-            <w:tcW w:type="dxa" w:w="13890"/>
+            <w:tcW w:type="dxa" w:w="8957"/>
           </w:tcPr>
           <w:p>
             <w:pPr>
@@ -497,7 +497,7 @@
                 <w:sz w:val="20"/>
               </w:rPr>
               <w:tab/>
-              <w:t>00:53 · pág. 4</w:t>
+              <w:t>00:53 · pág. 5</w:t>
             </w:r>
           </w:p>
         </w:tc>
@@ -508,7 +508,7 @@
         </w:trPr>
         <w:tc>
           <w:tcPr>
-            <w:tcW w:type="dxa" w:w="13890"/>
+            <w:tcW w:type="dxa" w:w="8957"/>
           </w:tcPr>
           <w:p>
             <w:pPr>
@@ -545,7 +545,7 @@
                 <w:sz w:val="20"/>
               </w:rPr>
               <w:tab/>
-              <w:t>02:02 · pág. 4</w:t>
+              <w:t>02:02 · pág. 6</w:t>
             </w:r>
           </w:p>
         </w:tc>
@@ -556,7 +556,7 @@
         </w:trPr>
         <w:tc>
           <w:tcPr>
-            <w:tcW w:type="dxa" w:w="13890"/>
+            <w:tcW w:type="dxa" w:w="8957"/>
           </w:tcPr>
           <w:p>
             <w:pPr>
@@ -593,7 +593,7 @@
                 <w:sz w:val="20"/>
               </w:rPr>
               <w:tab/>
-              <w:t>02:08 · pág. 5</w:t>
+              <w:t>02:08 · pág. 7</w:t>
             </w:r>
           </w:p>
         </w:tc>
@@ -604,7 +604,7 @@
         </w:trPr>
         <w:tc>
           <w:tcPr>
-            <w:tcW w:type="dxa" w:w="13890"/>
+            <w:tcW w:type="dxa" w:w="8957"/>
           </w:tcPr>
           <w:p>
             <w:pPr>
@@ -641,7 +641,7 @@
                 <w:sz w:val="20"/>
               </w:rPr>
               <w:tab/>
-              <w:t>02:15 · pág. 5</w:t>
+              <w:t>02:15 · pág. 8</w:t>
             </w:r>
           </w:p>
         </w:tc>
@@ -652,7 +652,7 @@
         </w:trPr>
         <w:tc>
           <w:tcPr>
-            <w:tcW w:type="dxa" w:w="13890"/>
+            <w:tcW w:type="dxa" w:w="8957"/>
           </w:tcPr>
           <w:p>
             <w:pPr>
@@ -682,7 +682,7 @@
         </w:trPr>
         <w:tc>
           <w:tcPr>
-            <w:tcW w:type="dxa" w:w="13890"/>
+            <w:tcW w:type="dxa" w:w="8957"/>
           </w:tcPr>
           <w:p>
             <w:pPr>
@@ -719,7 +719,7 @@
                 <w:sz w:val="20"/>
               </w:rPr>
               <w:tab/>
-              <w:t>02:27 · pág. 6</w:t>
+              <w:t>02:27 · pág. 9</w:t>
             </w:r>
           </w:p>
         </w:tc>
@@ -730,7 +730,7 @@
         </w:trPr>
         <w:tc>
           <w:tcPr>
-            <w:tcW w:type="dxa" w:w="13890"/>
+            <w:tcW w:type="dxa" w:w="8957"/>
           </w:tcPr>
           <w:p>
             <w:pPr>
@@ -767,7 +767,7 @@
                 <w:sz w:val="20"/>
               </w:rPr>
               <w:tab/>
-              <w:t>03:04 · pág. 6</w:t>
+              <w:t>03:04 · pág. 10</w:t>
             </w:r>
           </w:p>
         </w:tc>
@@ -778,7 +778,7 @@
         </w:trPr>
         <w:tc>
           <w:tcPr>
-            <w:tcW w:type="dxa" w:w="13890"/>
+            <w:tcW w:type="dxa" w:w="8957"/>
           </w:tcPr>
           <w:p>
             <w:pPr>
@@ -815,7 +815,7 @@
                 <w:sz w:val="20"/>
               </w:rPr>
               <w:tab/>
-              <w:t>03:29 · pág. 7</w:t>
+              <w:t>03:29 · pág. 11</w:t>
             </w:r>
           </w:p>
         </w:tc>
@@ -826,7 +826,7 @@
         </w:trPr>
         <w:tc>
           <w:tcPr>
-            <w:tcW w:type="dxa" w:w="13890"/>
+            <w:tcW w:type="dxa" w:w="8957"/>
           </w:tcPr>
           <w:p>
             <w:pPr>
@@ -863,7 +863,7 @@
                 <w:sz w:val="20"/>
               </w:rPr>
               <w:tab/>
-              <w:t>04:37 · pág. 7</w:t>
+              <w:t>04:37 · pág. 12</w:t>
             </w:r>
           </w:p>
         </w:tc>
@@ -871,12 +871,24 @@
     </w:tbl>
     <w:p>
       <w:pPr>
-        <w:pageBreakBefore/>
+        <w:sectPr>
+          <w:footerReference w:type="default" r:id="rId9"/>
+          <w:pgSz w:w="11906" w:h="16838"/>
+          <w:pgMar w:top="567" w:right="567" w:bottom="567" w:left="567" w:header="283" w:footer="283" w:gutter="0"/>
+          <w:cols w:space="720"/>
+          <w:titlePg/>
+          <w:docGrid w:linePitch="360"/>
+        </w:sectPr>
+      </w:pPr>
+    </w:p>
+    <w:p>
+      <w:pPr>
+        <w:pageBreakBefore w:val="0"/>
         <w:pBdr>
           <w:bottom w:val="single" w:sz="4" w:space="2" w:color="BBBBBB"/>
         </w:pBdr>
         <w:tabs>
-          <w:tab w:pos="15704" w:val="right"/>
+          <w:tab w:pos="10772" w:val="right"/>
         </w:tabs>
         <w:spacing w:before="0" w:after="80" w:line="192" w:lineRule="exact"/>
       </w:pPr>
@@ -897,7 +909,7 @@
           <w:sz w:val="16"/>
         </w:rPr>
         <w:tab/>
-        <w:t>Pasos 1–2 de 10</w:t>
+        <w:t>Paso 1 de 10</w:t>
       </w:r>
     </w:p>
     <w:tbl>
@@ -914,16 +926,15 @@
         <w:tblLook w:firstColumn="1" w:firstRow="1" w:lastColumn="0" w:lastRow="0" w:noHBand="0" w:noVBand="1" w:val="04A0"/>
       </w:tblPr>
       <w:tblGrid>
-        <w:gridCol w:w="7852"/>
-        <w:gridCol w:w="7852"/>
+        <w:gridCol w:w="10772"/>
       </w:tblGrid>
       <w:tr>
         <w:trPr>
-          <w:trHeight w:val="10148" w:hRule="exact"/>
+          <w:trHeight w:val="15080" w:hRule="exact"/>
         </w:trPr>
         <w:tc>
           <w:tcPr>
-            <w:tcW w:type="dxa" w:w="7710"/>
+            <w:tcW w:type="dxa" w:w="10772"/>
             <w:vAlign w:val="top"/>
           </w:tcPr>
           <w:p>
@@ -940,7 +951,7 @@
               </w:rPr>
               <w:drawing>
                 <wp:inline xmlns:a="http://schemas.openxmlformats.org/drawingml/2006/main" xmlns:pic="http://schemas.openxmlformats.org/drawingml/2006/picture">
-                  <wp:extent cx="3081701" cy="5478580"/>
+                  <wp:extent cx="4697718" cy="8351499"/>
                   <wp:docPr id="1" name="Picture 1"/>
                   <wp:cNvGraphicFramePr>
                     <a:graphicFrameLocks noChangeAspect="1"/>
@@ -961,7 +972,7 @@
                         <pic:spPr>
                           <a:xfrm>
                             <a:off x="0" y="0"/>
-                            <a:ext cx="3081701" cy="5478580"/>
+                            <a:ext cx="4697718" cy="8351499"/>
                           </a:xfrm>
                           <a:prstGeom prst="rect"/>
                         </pic:spPr>
@@ -974,50 +985,113 @@
           </w:p>
           <w:p>
             <w:pPr>
-              <w:spacing w:before="0" w:after="20" w:line="204" w:lineRule="exact"/>
+              <w:spacing w:before="0" w:after="20" w:line="216" w:lineRule="exact"/>
             </w:pPr>
             <w:r>
               <w:rPr>
                 <w:b w:val="0"/>
                 <w:i w:val="0"/>
                 <w:color w:val="666666"/>
-                <w:sz w:val="17"/>
+                <w:sz w:val="18"/>
               </w:rPr>
               <w:t>PASO 1 · POSICIONAMIENTO · 00:01</w:t>
             </w:r>
           </w:p>
           <w:p>
             <w:pPr>
-              <w:spacing w:before="0" w:after="20" w:line="312" w:lineRule="exact"/>
+              <w:spacing w:before="0" w:after="20" w:line="360" w:lineRule="exact"/>
             </w:pPr>
             <w:r>
               <w:rPr>
                 <w:b/>
                 <w:i w:val="0"/>
                 <w:color w:val="111111"/>
-                <w:sz w:val="26"/>
+                <w:sz w:val="30"/>
               </w:rPr>
               <w:t>Verificar peso maximo de la camilla</w:t>
             </w:r>
           </w:p>
           <w:p>
             <w:pPr>
-              <w:spacing w:before="0" w:after="0" w:line="252" w:lineRule="exact"/>
+              <w:spacing w:before="0" w:after="0" w:line="276" w:lineRule="exact"/>
             </w:pPr>
             <w:r>
               <w:rPr>
                 <w:b w:val="0"/>
                 <w:i w:val="0"/>
                 <w:color w:val="222222"/>
-                <w:sz w:val="21"/>
+                <w:sz w:val="23"/>
               </w:rPr>
               <w:t>El instructor indica que la camilla soporta un peso maximo de 300 kg para garantizar un funcionamiento seguro. Se observa al operador localizando el sistema de sujecion lateral de la mesa.</w:t>
             </w:r>
           </w:p>
         </w:tc>
+      </w:tr>
+    </w:tbl>
+    <w:p>
+      <w:pPr>
+        <w:sectPr>
+          <w:pgSz w:w="11906" w:h="16838"/>
+          <w:pgMar w:top="567" w:right="567" w:bottom="567" w:left="567" w:header="283" w:footer="283" w:gutter="0"/>
+          <w:cols w:space="720"/>
+          <w:docGrid w:linePitch="360"/>
+        </w:sectPr>
+      </w:pPr>
+    </w:p>
+    <w:p>
+      <w:pPr>
+        <w:pageBreakBefore w:val="0"/>
+        <w:pBdr>
+          <w:bottom w:val="single" w:sz="4" w:space="2" w:color="BBBBBB"/>
+        </w:pBdr>
+        <w:tabs>
+          <w:tab w:pos="10772" w:val="right"/>
+        </w:tabs>
+        <w:spacing w:before="0" w:after="80" w:line="192" w:lineRule="exact"/>
+      </w:pPr>
+      <w:r>
+        <w:rPr>
+          <w:b w:val="0"/>
+          <w:i w:val="0"/>
+          <w:color w:val="666666"/>
+          <w:sz w:val="16"/>
+        </w:rPr>
+        <w:t>Manual de Operación de Tomógrafo Canon</w:t>
+      </w:r>
+      <w:r>
+        <w:rPr>
+          <w:b w:val="0"/>
+          <w:i w:val="0"/>
+          <w:color w:val="666666"/>
+          <w:sz w:val="16"/>
+        </w:rPr>
+        <w:tab/>
+        <w:t>Paso 2 de 10</w:t>
+      </w:r>
+    </w:p>
+    <w:tbl>
+      <w:tblPr>
+        <w:tblW w:type="auto" w:w="0"/>
+        <w:jc w:val="center"/>
+        <w:tblLayout w:type="fixed"/>
+        <w:tblCellMar>
+          <w:top w:w="28" w:type="dxa"/>
+          <w:left w:w="85" w:type="dxa"/>
+          <w:bottom w:w="0" w:type="dxa"/>
+          <w:right w:w="85" w:type="dxa"/>
+        </w:tblCellMar>
+        <w:tblLook w:firstColumn="1" w:firstRow="1" w:lastColumn="0" w:lastRow="0" w:noHBand="0" w:noVBand="1" w:val="04A0"/>
+      </w:tblPr>
+      <w:tblGrid>
+        <w:gridCol w:w="10772"/>
+      </w:tblGrid>
+      <w:tr>
+        <w:trPr>
+          <w:trHeight w:val="15080" w:hRule="exact"/>
+        </w:trPr>
         <w:tc>
           <w:tcPr>
-            <w:tcW w:type="dxa" w:w="7710"/>
+            <w:tcW w:type="dxa" w:w="10772"/>
             <w:vAlign w:val="top"/>
           </w:tcPr>
           <w:p>
@@ -1034,7 +1108,7 @@
               </w:rPr>
               <w:drawing>
                 <wp:inline xmlns:a="http://schemas.openxmlformats.org/drawingml/2006/main" xmlns:pic="http://schemas.openxmlformats.org/drawingml/2006/picture">
-                  <wp:extent cx="3081701" cy="5478580"/>
+                  <wp:extent cx="4697718" cy="8351499"/>
                   <wp:docPr id="2" name="Picture 2"/>
                   <wp:cNvGraphicFramePr>
                     <a:graphicFrameLocks noChangeAspect="1"/>
@@ -1055,7 +1129,7 @@
                         <pic:spPr>
                           <a:xfrm>
                             <a:off x="0" y="0"/>
-                            <a:ext cx="3081701" cy="5478580"/>
+                            <a:ext cx="4697718" cy="8351499"/>
                           </a:xfrm>
                           <a:prstGeom prst="rect"/>
                         </pic:spPr>
@@ -1068,42 +1142,42 @@
           </w:p>
           <w:p>
             <w:pPr>
-              <w:spacing w:before="0" w:after="20" w:line="204" w:lineRule="exact"/>
+              <w:spacing w:before="0" w:after="20" w:line="216" w:lineRule="exact"/>
             </w:pPr>
             <w:r>
               <w:rPr>
                 <w:b w:val="0"/>
                 <w:i w:val="0"/>
                 <w:color w:val="666666"/>
-                <w:sz w:val="17"/>
+                <w:sz w:val="18"/>
               </w:rPr>
               <w:t>PASO 2 · SEGURIDAD DEL PACIENTE · 00:08</w:t>
             </w:r>
           </w:p>
           <w:p>
             <w:pPr>
-              <w:spacing w:before="0" w:after="20" w:line="312" w:lineRule="exact"/>
+              <w:spacing w:before="0" w:after="20" w:line="360" w:lineRule="exact"/>
             </w:pPr>
             <w:r>
               <w:rPr>
                 <w:b/>
                 <w:i w:val="0"/>
                 <w:color w:val="111111"/>
-                <w:sz w:val="26"/>
+                <w:sz w:val="30"/>
               </w:rPr>
               <w:t>Evitar fuerza excesiva en extremos</w:t>
             </w:r>
           </w:p>
           <w:p>
             <w:pPr>
-              <w:spacing w:before="0" w:after="0" w:line="252" w:lineRule="exact"/>
+              <w:spacing w:before="0" w:after="0" w:line="276" w:lineRule="exact"/>
             </w:pPr>
             <w:r>
               <w:rPr>
                 <w:b w:val="0"/>
                 <w:i w:val="0"/>
                 <w:color w:val="222222"/>
-                <w:sz w:val="21"/>
+                <w:sz w:val="23"/>
               </w:rPr>
               <w:t>Se muestra una etiqueta de advertencia con un limite de fuerza de 2.94 kN y se advierte no permitir que los pacientes se bajen por el extremo de la camilla para evitar que se fracture.</w:t>
             </w:r>
@@ -1113,12 +1187,22 @@
     </w:tbl>
     <w:p>
       <w:pPr>
-        <w:pageBreakBefore/>
+        <w:sectPr>
+          <w:pgSz w:w="11906" w:h="16838"/>
+          <w:pgMar w:top="567" w:right="567" w:bottom="567" w:left="567" w:header="283" w:footer="283" w:gutter="0"/>
+          <w:cols w:space="720"/>
+          <w:docGrid w:linePitch="360"/>
+        </w:sectPr>
+      </w:pPr>
+    </w:p>
+    <w:p>
+      <w:pPr>
+        <w:pageBreakBefore w:val="0"/>
         <w:pBdr>
           <w:bottom w:val="single" w:sz="4" w:space="2" w:color="BBBBBB"/>
         </w:pBdr>
         <w:tabs>
-          <w:tab w:pos="15704" w:val="right"/>
+          <w:tab w:pos="10772" w:val="right"/>
         </w:tabs>
         <w:spacing w:before="0" w:after="80" w:line="192" w:lineRule="exact"/>
       </w:pPr>
@@ -1139,7 +1223,7 @@
           <w:sz w:val="16"/>
         </w:rPr>
         <w:tab/>
-        <w:t>Pasos 3–4 de 10</w:t>
+        <w:t>Paso 3 de 10</w:t>
       </w:r>
     </w:p>
     <w:tbl>
@@ -1156,16 +1240,15 @@
         <w:tblLook w:firstColumn="1" w:firstRow="1" w:lastColumn="0" w:lastRow="0" w:noHBand="0" w:noVBand="1" w:val="04A0"/>
       </w:tblPr>
       <w:tblGrid>
-        <w:gridCol w:w="7852"/>
-        <w:gridCol w:w="7852"/>
+        <w:gridCol w:w="10772"/>
       </w:tblGrid>
       <w:tr>
         <w:trPr>
-          <w:trHeight w:val="10148" w:hRule="exact"/>
+          <w:trHeight w:val="15080" w:hRule="exact"/>
         </w:trPr>
         <w:tc>
           <w:tcPr>
-            <w:tcW w:type="dxa" w:w="7710"/>
+            <w:tcW w:type="dxa" w:w="10772"/>
             <w:vAlign w:val="top"/>
           </w:tcPr>
           <w:p>
@@ -1182,7 +1265,7 @@
               </w:rPr>
               <w:drawing>
                 <wp:inline xmlns:a="http://schemas.openxmlformats.org/drawingml/2006/main" xmlns:pic="http://schemas.openxmlformats.org/drawingml/2006/picture">
-                  <wp:extent cx="3081701" cy="5478580"/>
+                  <wp:extent cx="4697718" cy="8351499"/>
                   <wp:docPr id="3" name="Picture 3"/>
                   <wp:cNvGraphicFramePr>
                     <a:graphicFrameLocks noChangeAspect="1"/>
@@ -1191,7 +1274,7 @@
                     <a:graphicData uri="http://schemas.openxmlformats.org/drawingml/2006/picture">
                       <pic:pic>
                         <pic:nvPicPr>
-                          <pic:cNvPr id="0" name="03_00-53_anotada.jpg"/>
+                          <pic:cNvPr id="0" name="image.jpg"/>
                           <pic:cNvPicPr/>
                         </pic:nvPicPr>
                         <pic:blipFill>
@@ -1203,7 +1286,7 @@
                         <pic:spPr>
                           <a:xfrm>
                             <a:off x="0" y="0"/>
-                            <a:ext cx="3081701" cy="5478580"/>
+                            <a:ext cx="4697718" cy="8351499"/>
                           </a:xfrm>
                           <a:prstGeom prst="rect"/>
                         </pic:spPr>
@@ -1216,50 +1299,113 @@
           </w:p>
           <w:p>
             <w:pPr>
-              <w:spacing w:before="0" w:after="20" w:line="204" w:lineRule="exact"/>
+              <w:spacing w:before="0" w:after="20" w:line="216" w:lineRule="exact"/>
             </w:pPr>
             <w:r>
               <w:rPr>
                 <w:b w:val="0"/>
                 <w:i w:val="0"/>
                 <w:color w:val="666666"/>
-                <w:sz w:val="17"/>
+                <w:sz w:val="18"/>
               </w:rPr>
               <w:t>PASO 3 · POSICIONAMIENTO · 00:53</w:t>
             </w:r>
           </w:p>
           <w:p>
             <w:pPr>
-              <w:spacing w:before="0" w:after="20" w:line="312" w:lineRule="exact"/>
+              <w:spacing w:before="0" w:after="20" w:line="360" w:lineRule="exact"/>
             </w:pPr>
             <w:r>
               <w:rPr>
                 <w:b/>
                 <w:i w:val="0"/>
                 <w:color w:val="111111"/>
-                <w:sz w:val="26"/>
+                <w:sz w:val="30"/>
               </w:rPr>
               <w:t>Conocer capacidad de carga real</w:t>
             </w:r>
           </w:p>
           <w:p>
             <w:pPr>
-              <w:spacing w:before="0" w:after="0" w:line="252" w:lineRule="exact"/>
+              <w:spacing w:before="0" w:after="0" w:line="276" w:lineRule="exact"/>
             </w:pPr>
             <w:r>
               <w:rPr>
                 <w:b w:val="0"/>
                 <w:i w:val="0"/>
                 <w:color w:val="222222"/>
-                <w:sz w:val="21"/>
+                <w:sz w:val="23"/>
               </w:rPr>
               <w:t>La capacidad máxima real de la mesa es de 315 kg, reservando 15 kg para accesorios mecánicos y monitores.</w:t>
             </w:r>
           </w:p>
         </w:tc>
+      </w:tr>
+    </w:tbl>
+    <w:p>
+      <w:pPr>
+        <w:sectPr>
+          <w:pgSz w:w="11906" w:h="16838"/>
+          <w:pgMar w:top="567" w:right="567" w:bottom="567" w:left="567" w:header="283" w:footer="283" w:gutter="0"/>
+          <w:cols w:space="720"/>
+          <w:docGrid w:linePitch="360"/>
+        </w:sectPr>
+      </w:pPr>
+    </w:p>
+    <w:p>
+      <w:pPr>
+        <w:pageBreakBefore w:val="0"/>
+        <w:pBdr>
+          <w:bottom w:val="single" w:sz="4" w:space="2" w:color="BBBBBB"/>
+        </w:pBdr>
+        <w:tabs>
+          <w:tab w:pos="10772" w:val="right"/>
+        </w:tabs>
+        <w:spacing w:before="0" w:after="80" w:line="192" w:lineRule="exact"/>
+      </w:pPr>
+      <w:r>
+        <w:rPr>
+          <w:b w:val="0"/>
+          <w:i w:val="0"/>
+          <w:color w:val="666666"/>
+          <w:sz w:val="16"/>
+        </w:rPr>
+        <w:t>Manual de Operación de Tomógrafo Canon</w:t>
+      </w:r>
+      <w:r>
+        <w:rPr>
+          <w:b w:val="0"/>
+          <w:i w:val="0"/>
+          <w:color w:val="666666"/>
+          <w:sz w:val="16"/>
+        </w:rPr>
+        <w:tab/>
+        <w:t>Paso 4 de 10</w:t>
+      </w:r>
+    </w:p>
+    <w:tbl>
+      <w:tblPr>
+        <w:tblW w:type="auto" w:w="0"/>
+        <w:jc w:val="center"/>
+        <w:tblLayout w:type="fixed"/>
+        <w:tblCellMar>
+          <w:top w:w="28" w:type="dxa"/>
+          <w:left w:w="85" w:type="dxa"/>
+          <w:bottom w:w="0" w:type="dxa"/>
+          <w:right w:w="85" w:type="dxa"/>
+        </w:tblCellMar>
+        <w:tblLook w:firstColumn="1" w:firstRow="1" w:lastColumn="0" w:lastRow="0" w:noHBand="0" w:noVBand="1" w:val="04A0"/>
+      </w:tblPr>
+      <w:tblGrid>
+        <w:gridCol w:w="10772"/>
+      </w:tblGrid>
+      <w:tr>
+        <w:trPr>
+          <w:trHeight w:val="15080" w:hRule="exact"/>
+        </w:trPr>
         <w:tc>
           <w:tcPr>
-            <w:tcW w:type="dxa" w:w="7710"/>
+            <w:tcW w:type="dxa" w:w="10772"/>
             <w:vAlign w:val="top"/>
           </w:tcPr>
           <w:p>
@@ -1276,7 +1422,7 @@
               </w:rPr>
               <w:drawing>
                 <wp:inline xmlns:a="http://schemas.openxmlformats.org/drawingml/2006/main" xmlns:pic="http://schemas.openxmlformats.org/drawingml/2006/picture">
-                  <wp:extent cx="3081701" cy="5478580"/>
+                  <wp:extent cx="4697718" cy="8351499"/>
                   <wp:docPr id="4" name="Picture 4"/>
                   <wp:cNvGraphicFramePr>
                     <a:graphicFrameLocks noChangeAspect="1"/>
@@ -1297,7 +1443,7 @@
                         <pic:spPr>
                           <a:xfrm>
                             <a:off x="0" y="0"/>
-                            <a:ext cx="3081701" cy="5478580"/>
+                            <a:ext cx="4697718" cy="8351499"/>
                           </a:xfrm>
                           <a:prstGeom prst="rect"/>
                         </pic:spPr>
@@ -1310,42 +1456,42 @@
           </w:p>
           <w:p>
             <w:pPr>
-              <w:spacing w:before="0" w:after="20" w:line="204" w:lineRule="exact"/>
+              <w:spacing w:before="0" w:after="20" w:line="216" w:lineRule="exact"/>
             </w:pPr>
             <w:r>
               <w:rPr>
                 <w:b w:val="0"/>
                 <w:i w:val="0"/>
                 <w:color w:val="666666"/>
-                <w:sz w:val="17"/>
+                <w:sz w:val="18"/>
               </w:rPr>
               <w:t>PASO 4 · POSICIONAMIENTO · 02:02</w:t>
             </w:r>
           </w:p>
           <w:p>
             <w:pPr>
-              <w:spacing w:before="0" w:after="20" w:line="312" w:lineRule="exact"/>
+              <w:spacing w:before="0" w:after="20" w:line="360" w:lineRule="exact"/>
             </w:pPr>
             <w:r>
               <w:rPr>
                 <w:b/>
                 <w:i w:val="0"/>
                 <w:color w:val="111111"/>
-                <w:sz w:val="26"/>
+                <w:sz w:val="30"/>
               </w:rPr>
               <w:t>Operar botones de posicionamiento</w:t>
             </w:r>
           </w:p>
           <w:p>
             <w:pPr>
-              <w:spacing w:before="0" w:after="0" w:line="252" w:lineRule="exact"/>
+              <w:spacing w:before="0" w:after="0" w:line="276" w:lineRule="exact"/>
             </w:pPr>
             <w:r>
               <w:rPr>
                 <w:b w:val="0"/>
                 <w:i w:val="0"/>
                 <w:color w:val="222222"/>
-                <w:sz w:val="21"/>
+                <w:sz w:val="23"/>
               </w:rPr>
               <w:t>Se operan los botones en el panel del gantry para realizar movimientos de posicionamiento y ajuste de la camilla. En la pantalla se leen los valores +106.0 mm, +972.0 mm y 0.0 mm.</w:t>
             </w:r>
@@ -1355,12 +1501,22 @@
     </w:tbl>
     <w:p>
       <w:pPr>
-        <w:pageBreakBefore/>
+        <w:sectPr>
+          <w:pgSz w:w="11906" w:h="16838"/>
+          <w:pgMar w:top="567" w:right="567" w:bottom="567" w:left="567" w:header="283" w:footer="283" w:gutter="0"/>
+          <w:cols w:space="720"/>
+          <w:docGrid w:linePitch="360"/>
+        </w:sectPr>
+      </w:pPr>
+    </w:p>
+    <w:p>
+      <w:pPr>
+        <w:pageBreakBefore w:val="0"/>
         <w:pBdr>
           <w:bottom w:val="single" w:sz="4" w:space="2" w:color="BBBBBB"/>
         </w:pBdr>
         <w:tabs>
-          <w:tab w:pos="15704" w:val="right"/>
+          <w:tab w:pos="10772" w:val="right"/>
         </w:tabs>
         <w:spacing w:before="0" w:after="80" w:line="192" w:lineRule="exact"/>
       </w:pPr>
@@ -1381,7 +1537,7 @@
           <w:sz w:val="16"/>
         </w:rPr>
         <w:tab/>
-        <w:t>Pasos 5–6 de 10</w:t>
+        <w:t>Paso 5 de 10</w:t>
       </w:r>
     </w:p>
     <w:tbl>
@@ -1398,16 +1554,15 @@
         <w:tblLook w:firstColumn="1" w:firstRow="1" w:lastColumn="0" w:lastRow="0" w:noHBand="0" w:noVBand="1" w:val="04A0"/>
       </w:tblPr>
       <w:tblGrid>
-        <w:gridCol w:w="7852"/>
-        <w:gridCol w:w="7852"/>
+        <w:gridCol w:w="10772"/>
       </w:tblGrid>
       <w:tr>
         <w:trPr>
-          <w:trHeight w:val="10148" w:hRule="exact"/>
+          <w:trHeight w:val="15080" w:hRule="exact"/>
         </w:trPr>
         <w:tc>
           <w:tcPr>
-            <w:tcW w:type="dxa" w:w="7710"/>
+            <w:tcW w:type="dxa" w:w="10772"/>
             <w:vAlign w:val="top"/>
           </w:tcPr>
           <w:p>
@@ -1424,7 +1579,7 @@
               </w:rPr>
               <w:drawing>
                 <wp:inline xmlns:a="http://schemas.openxmlformats.org/drawingml/2006/main" xmlns:pic="http://schemas.openxmlformats.org/drawingml/2006/picture">
-                  <wp:extent cx="3081701" cy="5478580"/>
+                  <wp:extent cx="4697718" cy="8351499"/>
                   <wp:docPr id="5" name="Picture 5"/>
                   <wp:cNvGraphicFramePr>
                     <a:graphicFrameLocks noChangeAspect="1"/>
@@ -1445,7 +1600,7 @@
                         <pic:spPr>
                           <a:xfrm>
                             <a:off x="0" y="0"/>
-                            <a:ext cx="3081701" cy="5478580"/>
+                            <a:ext cx="4697718" cy="8351499"/>
                           </a:xfrm>
                           <a:prstGeom prst="rect"/>
                         </pic:spPr>
@@ -1458,50 +1613,113 @@
           </w:p>
           <w:p>
             <w:pPr>
-              <w:spacing w:before="0" w:after="20" w:line="204" w:lineRule="exact"/>
+              <w:spacing w:before="0" w:after="20" w:line="216" w:lineRule="exact"/>
             </w:pPr>
             <w:r>
               <w:rPr>
                 <w:b w:val="0"/>
                 <w:i w:val="0"/>
                 <w:color w:val="666666"/>
-                <w:sz w:val="17"/>
+                <w:sz w:val="18"/>
               </w:rPr>
               <w:t>PASO 5 · POSICIONAMIENTO · 02:08</w:t>
             </w:r>
           </w:p>
           <w:p>
             <w:pPr>
-              <w:spacing w:before="0" w:after="20" w:line="312" w:lineRule="exact"/>
+              <w:spacing w:before="0" w:after="20" w:line="360" w:lineRule="exact"/>
             </w:pPr>
             <w:r>
               <w:rPr>
                 <w:b/>
                 <w:i w:val="0"/>
                 <w:color w:val="111111"/>
-                <w:sz w:val="26"/>
+                <w:sz w:val="30"/>
               </w:rPr>
               <w:t>Usar pedales de control rapido</w:t>
             </w:r>
           </w:p>
           <w:p>
             <w:pPr>
-              <w:spacing w:before="0" w:after="0" w:line="252" w:lineRule="exact"/>
+              <w:spacing w:before="0" w:after="0" w:line="276" w:lineRule="exact"/>
             </w:pPr>
             <w:r>
               <w:rPr>
                 <w:b w:val="0"/>
                 <w:i w:val="0"/>
                 <w:color w:val="222222"/>
-                <w:sz w:val="21"/>
+                <w:sz w:val="23"/>
               </w:rPr>
               <w:t>Se operan los pedales en la base de la camilla: un pedal para subir y entrar, y otro para sacar y bajar la camilla rapidamente.</w:t>
             </w:r>
           </w:p>
         </w:tc>
+      </w:tr>
+    </w:tbl>
+    <w:p>
+      <w:pPr>
+        <w:sectPr>
+          <w:pgSz w:w="11906" w:h="16838"/>
+          <w:pgMar w:top="567" w:right="567" w:bottom="567" w:left="567" w:header="283" w:footer="283" w:gutter="0"/>
+          <w:cols w:space="720"/>
+          <w:docGrid w:linePitch="360"/>
+        </w:sectPr>
+      </w:pPr>
+    </w:p>
+    <w:p>
+      <w:pPr>
+        <w:pageBreakBefore w:val="0"/>
+        <w:pBdr>
+          <w:bottom w:val="single" w:sz="4" w:space="2" w:color="BBBBBB"/>
+        </w:pBdr>
+        <w:tabs>
+          <w:tab w:pos="10772" w:val="right"/>
+        </w:tabs>
+        <w:spacing w:before="0" w:after="80" w:line="192" w:lineRule="exact"/>
+      </w:pPr>
+      <w:r>
+        <w:rPr>
+          <w:b w:val="0"/>
+          <w:i w:val="0"/>
+          <w:color w:val="666666"/>
+          <w:sz w:val="16"/>
+        </w:rPr>
+        <w:t>Manual de Operación de Tomógrafo Canon</w:t>
+      </w:r>
+      <w:r>
+        <w:rPr>
+          <w:b w:val="0"/>
+          <w:i w:val="0"/>
+          <w:color w:val="666666"/>
+          <w:sz w:val="16"/>
+        </w:rPr>
+        <w:tab/>
+        <w:t>Paso 6 de 10</w:t>
+      </w:r>
+    </w:p>
+    <w:tbl>
+      <w:tblPr>
+        <w:tblW w:type="auto" w:w="0"/>
+        <w:jc w:val="center"/>
+        <w:tblLayout w:type="fixed"/>
+        <w:tblCellMar>
+          <w:top w:w="28" w:type="dxa"/>
+          <w:left w:w="85" w:type="dxa"/>
+          <w:bottom w:w="0" w:type="dxa"/>
+          <w:right w:w="85" w:type="dxa"/>
+        </w:tblCellMar>
+        <w:tblLook w:firstColumn="1" w:firstRow="1" w:lastColumn="0" w:lastRow="0" w:noHBand="0" w:noVBand="1" w:val="04A0"/>
+      </w:tblPr>
+      <w:tblGrid>
+        <w:gridCol w:w="10772"/>
+      </w:tblGrid>
+      <w:tr>
+        <w:trPr>
+          <w:trHeight w:val="15080" w:hRule="exact"/>
+        </w:trPr>
         <w:tc>
           <w:tcPr>
-            <w:tcW w:type="dxa" w:w="7710"/>
+            <w:tcW w:type="dxa" w:w="10772"/>
             <w:vAlign w:val="top"/>
           </w:tcPr>
           <w:p>
@@ -1518,7 +1736,7 @@
               </w:rPr>
               <w:drawing>
                 <wp:inline xmlns:a="http://schemas.openxmlformats.org/drawingml/2006/main" xmlns:pic="http://schemas.openxmlformats.org/drawingml/2006/picture">
-                  <wp:extent cx="3081701" cy="5478580"/>
+                  <wp:extent cx="4697718" cy="8351499"/>
                   <wp:docPr id="6" name="Picture 6"/>
                   <wp:cNvGraphicFramePr>
                     <a:graphicFrameLocks noChangeAspect="1"/>
@@ -1539,7 +1757,7 @@
                         <pic:spPr>
                           <a:xfrm>
                             <a:off x="0" y="0"/>
-                            <a:ext cx="3081701" cy="5478580"/>
+                            <a:ext cx="4697718" cy="8351499"/>
                           </a:xfrm>
                           <a:prstGeom prst="rect"/>
                         </pic:spPr>
@@ -1552,42 +1770,42 @@
           </w:p>
           <w:p>
             <w:pPr>
-              <w:spacing w:before="0" w:after="20" w:line="204" w:lineRule="exact"/>
+              <w:spacing w:before="0" w:after="20" w:line="216" w:lineRule="exact"/>
             </w:pPr>
             <w:r>
               <w:rPr>
                 <w:b w:val="0"/>
                 <w:i w:val="0"/>
                 <w:color w:val="666666"/>
-                <w:sz w:val="17"/>
+                <w:sz w:val="18"/>
               </w:rPr>
               <w:t>PASO 6 · POSICIONAMIENTO · 02:15</w:t>
             </w:r>
           </w:p>
           <w:p>
             <w:pPr>
-              <w:spacing w:before="0" w:after="20" w:line="312" w:lineRule="exact"/>
+              <w:spacing w:before="0" w:after="20" w:line="360" w:lineRule="exact"/>
             </w:pPr>
             <w:r>
               <w:rPr>
                 <w:b/>
                 <w:i w:val="0"/>
                 <w:color w:val="111111"/>
-                <w:sz w:val="26"/>
+                <w:sz w:val="30"/>
               </w:rPr>
               <w:t>Liberar freno manual de camilla</w:t>
             </w:r>
           </w:p>
           <w:p>
             <w:pPr>
-              <w:spacing w:before="0" w:after="0" w:line="252" w:lineRule="exact"/>
+              <w:spacing w:before="0" w:after="0" w:line="276" w:lineRule="exact"/>
             </w:pPr>
             <w:r>
               <w:rPr>
                 <w:b w:val="0"/>
                 <w:i w:val="0"/>
                 <w:color w:val="222222"/>
-                <w:sz w:val="21"/>
+                <w:sz w:val="23"/>
               </w:rPr>
               <w:t>El boton con icono de mano en el panel del gantry permite liberar la camilla para realizar movimientos manuales. En la pantalla se leen los valores +26.0 mm, +950.5 mm y 0.0 mm.</w:t>
             </w:r>
@@ -1597,12 +1815,22 @@
     </w:tbl>
     <w:p>
       <w:pPr>
-        <w:pageBreakBefore/>
+        <w:sectPr>
+          <w:pgSz w:w="11906" w:h="16838"/>
+          <w:pgMar w:top="567" w:right="567" w:bottom="567" w:left="567" w:header="283" w:footer="283" w:gutter="0"/>
+          <w:cols w:space="720"/>
+          <w:docGrid w:linePitch="360"/>
+        </w:sectPr>
+      </w:pPr>
+    </w:p>
+    <w:p>
+      <w:pPr>
+        <w:pageBreakBefore w:val="0"/>
         <w:pBdr>
           <w:bottom w:val="single" w:sz="4" w:space="2" w:color="BBBBBB"/>
         </w:pBdr>
         <w:tabs>
-          <w:tab w:pos="15704" w:val="right"/>
+          <w:tab w:pos="10772" w:val="right"/>
         </w:tabs>
         <w:spacing w:before="0" w:after="80" w:line="192" w:lineRule="exact"/>
       </w:pPr>
@@ -1623,7 +1851,7 @@
           <w:sz w:val="16"/>
         </w:rPr>
         <w:tab/>
-        <w:t>Pasos 7–8 de 10</w:t>
+        <w:t>Paso 7 de 10</w:t>
       </w:r>
     </w:p>
     <w:tbl>
@@ -1640,16 +1868,15 @@
         <w:tblLook w:firstColumn="1" w:firstRow="1" w:lastColumn="0" w:lastRow="0" w:noHBand="0" w:noVBand="1" w:val="04A0"/>
       </w:tblPr>
       <w:tblGrid>
-        <w:gridCol w:w="7852"/>
-        <w:gridCol w:w="7852"/>
+        <w:gridCol w:w="10772"/>
       </w:tblGrid>
       <w:tr>
         <w:trPr>
-          <w:trHeight w:val="10148" w:hRule="exact"/>
+          <w:trHeight w:val="15080" w:hRule="exact"/>
         </w:trPr>
         <w:tc>
           <w:tcPr>
-            <w:tcW w:type="dxa" w:w="7710"/>
+            <w:tcW w:type="dxa" w:w="10772"/>
             <w:vAlign w:val="top"/>
           </w:tcPr>
           <w:p>
@@ -1666,7 +1893,7 @@
               </w:rPr>
               <w:drawing>
                 <wp:inline xmlns:a="http://schemas.openxmlformats.org/drawingml/2006/main" xmlns:pic="http://schemas.openxmlformats.org/drawingml/2006/picture">
-                  <wp:extent cx="3081701" cy="5478580"/>
+                  <wp:extent cx="4697718" cy="8351499"/>
                   <wp:docPr id="7" name="Picture 7"/>
                   <wp:cNvGraphicFramePr>
                     <a:graphicFrameLocks noChangeAspect="1"/>
@@ -1675,7 +1902,7 @@
                     <a:graphicData uri="http://schemas.openxmlformats.org/drawingml/2006/picture">
                       <pic:pic>
                         <pic:nvPicPr>
-                          <pic:cNvPr id="0" name="07_02-27_anotada.jpg"/>
+                          <pic:cNvPr id="0" name="image.jpg"/>
                           <pic:cNvPicPr/>
                         </pic:nvPicPr>
                         <pic:blipFill>
@@ -1687,7 +1914,7 @@
                         <pic:spPr>
                           <a:xfrm>
                             <a:off x="0" y="0"/>
-                            <a:ext cx="3081701" cy="5478580"/>
+                            <a:ext cx="4697718" cy="8351499"/>
                           </a:xfrm>
                           <a:prstGeom prst="rect"/>
                         </pic:spPr>
@@ -1700,50 +1927,113 @@
           </w:p>
           <w:p>
             <w:pPr>
-              <w:spacing w:before="0" w:after="20" w:line="204" w:lineRule="exact"/>
+              <w:spacing w:before="0" w:after="20" w:line="216" w:lineRule="exact"/>
             </w:pPr>
             <w:r>
               <w:rPr>
                 <w:b w:val="0"/>
                 <w:i w:val="0"/>
                 <w:color w:val="666666"/>
-                <w:sz w:val="17"/>
+                <w:sz w:val="18"/>
               </w:rPr>
               <w:t>PASO 7 · ADQUISICIÓN DE IMAGEN · 02:27</w:t>
             </w:r>
           </w:p>
           <w:p>
             <w:pPr>
-              <w:spacing w:before="0" w:after="20" w:line="312" w:lineRule="exact"/>
+              <w:spacing w:before="0" w:after="20" w:line="360" w:lineRule="exact"/>
             </w:pPr>
             <w:r>
               <w:rPr>
                 <w:b/>
                 <w:i w:val="0"/>
                 <w:color w:val="111111"/>
-                <w:sz w:val="26"/>
+                <w:sz w:val="30"/>
               </w:rPr>
               <w:t>Controlar radiacion desde gantry</w:t>
             </w:r>
           </w:p>
           <w:p>
             <w:pPr>
-              <w:spacing w:before="0" w:after="0" w:line="252" w:lineRule="exact"/>
+              <w:spacing w:before="0" w:after="0" w:line="276" w:lineRule="exact"/>
             </w:pPr>
             <w:r>
               <w:rPr>
                 <w:b w:val="0"/>
                 <w:i w:val="0"/>
                 <w:color w:val="222222"/>
-                <w:sz w:val="21"/>
+                <w:sz w:val="23"/>
               </w:rPr>
               <w:t>Se muestran los botones superiores en el panel lateral del gantry, el de inicio y el de parada de emergencia. En la pantalla se visualizan los valores +26.0 mm, +945.0 mm y 0.0 mm.</w:t>
             </w:r>
           </w:p>
         </w:tc>
+      </w:tr>
+    </w:tbl>
+    <w:p>
+      <w:pPr>
+        <w:sectPr>
+          <w:pgSz w:w="11906" w:h="16838"/>
+          <w:pgMar w:top="567" w:right="567" w:bottom="567" w:left="567" w:header="283" w:footer="283" w:gutter="0"/>
+          <w:cols w:space="720"/>
+          <w:docGrid w:linePitch="360"/>
+        </w:sectPr>
+      </w:pPr>
+    </w:p>
+    <w:p>
+      <w:pPr>
+        <w:pageBreakBefore w:val="0"/>
+        <w:pBdr>
+          <w:bottom w:val="single" w:sz="4" w:space="2" w:color="BBBBBB"/>
+        </w:pBdr>
+        <w:tabs>
+          <w:tab w:pos="10772" w:val="right"/>
+        </w:tabs>
+        <w:spacing w:before="0" w:after="80" w:line="192" w:lineRule="exact"/>
+      </w:pPr>
+      <w:r>
+        <w:rPr>
+          <w:b w:val="0"/>
+          <w:i w:val="0"/>
+          <w:color w:val="666666"/>
+          <w:sz w:val="16"/>
+        </w:rPr>
+        <w:t>Manual de Operación de Tomógrafo Canon</w:t>
+      </w:r>
+      <w:r>
+        <w:rPr>
+          <w:b w:val="0"/>
+          <w:i w:val="0"/>
+          <w:color w:val="666666"/>
+          <w:sz w:val="16"/>
+        </w:rPr>
+        <w:tab/>
+        <w:t>Paso 8 de 10</w:t>
+      </w:r>
+    </w:p>
+    <w:tbl>
+      <w:tblPr>
+        <w:tblW w:type="auto" w:w="0"/>
+        <w:jc w:val="center"/>
+        <w:tblLayout w:type="fixed"/>
+        <w:tblCellMar>
+          <w:top w:w="28" w:type="dxa"/>
+          <w:left w:w="85" w:type="dxa"/>
+          <w:bottom w:w="0" w:type="dxa"/>
+          <w:right w:w="85" w:type="dxa"/>
+        </w:tblCellMar>
+        <w:tblLook w:firstColumn="1" w:firstRow="1" w:lastColumn="0" w:lastRow="0" w:noHBand="0" w:noVBand="1" w:val="04A0"/>
+      </w:tblPr>
+      <w:tblGrid>
+        <w:gridCol w:w="10772"/>
+      </w:tblGrid>
+      <w:tr>
+        <w:trPr>
+          <w:trHeight w:val="15080" w:hRule="exact"/>
+        </w:trPr>
         <w:tc>
           <w:tcPr>
-            <w:tcW w:type="dxa" w:w="7710"/>
+            <w:tcW w:type="dxa" w:w="10772"/>
             <w:vAlign w:val="top"/>
           </w:tcPr>
           <w:p>
@@ -1760,7 +2050,7 @@
               </w:rPr>
               <w:drawing>
                 <wp:inline xmlns:a="http://schemas.openxmlformats.org/drawingml/2006/main" xmlns:pic="http://schemas.openxmlformats.org/drawingml/2006/picture">
-                  <wp:extent cx="3081701" cy="5478580"/>
+                  <wp:extent cx="4697718" cy="8351499"/>
                   <wp:docPr id="8" name="Picture 8"/>
                   <wp:cNvGraphicFramePr>
                     <a:graphicFrameLocks noChangeAspect="1"/>
@@ -1781,7 +2071,7 @@
                         <pic:spPr>
                           <a:xfrm>
                             <a:off x="0" y="0"/>
-                            <a:ext cx="3081701" cy="5478580"/>
+                            <a:ext cx="4697718" cy="8351499"/>
                           </a:xfrm>
                           <a:prstGeom prst="rect"/>
                         </pic:spPr>
@@ -1794,42 +2084,42 @@
           </w:p>
           <w:p>
             <w:pPr>
-              <w:spacing w:before="0" w:after="20" w:line="204" w:lineRule="exact"/>
+              <w:spacing w:before="0" w:after="20" w:line="216" w:lineRule="exact"/>
             </w:pPr>
             <w:r>
               <w:rPr>
                 <w:b w:val="0"/>
                 <w:i w:val="0"/>
                 <w:color w:val="666666"/>
-                <w:sz w:val="17"/>
+                <w:sz w:val="18"/>
               </w:rPr>
               <w:t>PASO 8 · ADQUISICIÓN DE IMAGEN · 03:04</w:t>
             </w:r>
           </w:p>
           <w:p>
             <w:pPr>
-              <w:spacing w:before="0" w:after="20" w:line="312" w:lineRule="exact"/>
+              <w:spacing w:before="0" w:after="20" w:line="360" w:lineRule="exact"/>
             </w:pPr>
             <w:r>
               <w:rPr>
                 <w:b/>
                 <w:i w:val="0"/>
                 <w:color w:val="111111"/>
-                <w:sz w:val="26"/>
+                <w:sz w:val="30"/>
               </w:rPr>
               <w:t>Configurar idioma de instrucciones</w:t>
             </w:r>
           </w:p>
           <w:p>
             <w:pPr>
-              <w:spacing w:before="0" w:after="0" w:line="252" w:lineRule="exact"/>
+              <w:spacing w:before="0" w:after="0" w:line="276" w:lineRule="exact"/>
             </w:pPr>
             <w:r>
               <w:rPr>
                 <w:b w:val="0"/>
                 <w:i w:val="0"/>
                 <w:color w:val="222222"/>
-                <w:sz w:val="21"/>
+                <w:sz w:val="23"/>
               </w:rPr>
               <w:t>A traves de la pantalla tactil del gantry se puede acceder al menu de idioma para cambiar la guia de voz, visualizando los valores actuales de posicion +26.0 mm, +945.0 mm y 0.0 mm.</w:t>
             </w:r>
@@ -1839,12 +2129,22 @@
     </w:tbl>
     <w:p>
       <w:pPr>
-        <w:pageBreakBefore/>
+        <w:sectPr>
+          <w:pgSz w:w="11906" w:h="16838"/>
+          <w:pgMar w:top="567" w:right="567" w:bottom="567" w:left="567" w:header="283" w:footer="283" w:gutter="0"/>
+          <w:cols w:space="720"/>
+          <w:docGrid w:linePitch="360"/>
+        </w:sectPr>
+      </w:pPr>
+    </w:p>
+    <w:p>
+      <w:pPr>
+        <w:pageBreakBefore w:val="0"/>
         <w:pBdr>
           <w:bottom w:val="single" w:sz="4" w:space="2" w:color="BBBBBB"/>
         </w:pBdr>
         <w:tabs>
-          <w:tab w:pos="15704" w:val="right"/>
+          <w:tab w:pos="10772" w:val="right"/>
         </w:tabs>
         <w:spacing w:before="0" w:after="80" w:line="192" w:lineRule="exact"/>
       </w:pPr>
@@ -1865,7 +2165,7 @@
           <w:sz w:val="16"/>
         </w:rPr>
         <w:tab/>
-        <w:t>Pasos 9–10 de 10</w:t>
+        <w:t>Paso 9 de 10</w:t>
       </w:r>
     </w:p>
     <w:tbl>
@@ -1882,16 +2182,15 @@
         <w:tblLook w:firstColumn="1" w:firstRow="1" w:lastColumn="0" w:lastRow="0" w:noHBand="0" w:noVBand="1" w:val="04A0"/>
       </w:tblPr>
       <w:tblGrid>
-        <w:gridCol w:w="7852"/>
-        <w:gridCol w:w="7852"/>
+        <w:gridCol w:w="10772"/>
       </w:tblGrid>
       <w:tr>
         <w:trPr>
-          <w:trHeight w:val="10148" w:hRule="exact"/>
+          <w:trHeight w:val="15080" w:hRule="exact"/>
         </w:trPr>
         <w:tc>
           <w:tcPr>
-            <w:tcW w:type="dxa" w:w="7710"/>
+            <w:tcW w:type="dxa" w:w="10772"/>
             <w:vAlign w:val="top"/>
           </w:tcPr>
           <w:p>
@@ -1908,7 +2207,7 @@
               </w:rPr>
               <w:drawing>
                 <wp:inline xmlns:a="http://schemas.openxmlformats.org/drawingml/2006/main" xmlns:pic="http://schemas.openxmlformats.org/drawingml/2006/picture">
-                  <wp:extent cx="3081701" cy="5478580"/>
+                  <wp:extent cx="4697718" cy="8351499"/>
                   <wp:docPr id="9" name="Picture 9"/>
                   <wp:cNvGraphicFramePr>
                     <a:graphicFrameLocks noChangeAspect="1"/>
@@ -1929,7 +2228,7 @@
                         <pic:spPr>
                           <a:xfrm>
                             <a:off x="0" y="0"/>
-                            <a:ext cx="3081701" cy="5478580"/>
+                            <a:ext cx="4697718" cy="8351499"/>
                           </a:xfrm>
                           <a:prstGeom prst="rect"/>
                         </pic:spPr>
@@ -1942,50 +2241,113 @@
           </w:p>
           <w:p>
             <w:pPr>
-              <w:spacing w:before="0" w:after="20" w:line="204" w:lineRule="exact"/>
+              <w:spacing w:before="0" w:after="20" w:line="216" w:lineRule="exact"/>
             </w:pPr>
             <w:r>
               <w:rPr>
                 <w:b w:val="0"/>
                 <w:i w:val="0"/>
                 <w:color w:val="666666"/>
-                <w:sz w:val="17"/>
+                <w:sz w:val="18"/>
               </w:rPr>
               <w:t>PASO 9 · ADQUISICIÓN DE IMAGEN · 03:29</w:t>
             </w:r>
           </w:p>
           <w:p>
             <w:pPr>
-              <w:spacing w:before="0" w:after="20" w:line="312" w:lineRule="exact"/>
+              <w:spacing w:before="0" w:after="20" w:line="360" w:lineRule="exact"/>
             </w:pPr>
             <w:r>
               <w:rPr>
                 <w:b/>
                 <w:i w:val="0"/>
                 <w:color w:val="111111"/>
-                <w:sz w:val="26"/>
+                <w:sz w:val="30"/>
               </w:rPr>
               <w:t>Visualizar temporizador de apnea</w:t>
             </w:r>
           </w:p>
           <w:p>
             <w:pPr>
-              <w:spacing w:before="0" w:after="0" w:line="252" w:lineRule="exact"/>
+              <w:spacing w:before="0" w:after="0" w:line="276" w:lineRule="exact"/>
             </w:pPr>
             <w:r>
               <w:rPr>
                 <w:b w:val="0"/>
                 <w:i w:val="0"/>
                 <w:color w:val="222222"/>
-                <w:sz w:val="21"/>
+                <w:sz w:val="23"/>
               </w:rPr>
               <w:t>La pantalla de asistencia del gantry muestra un temporizador visual con el icono de un paciente con los brazos arriba y una cuenta regresiva numerica de 10.</w:t>
             </w:r>
           </w:p>
         </w:tc>
+      </w:tr>
+    </w:tbl>
+    <w:p>
+      <w:pPr>
+        <w:sectPr>
+          <w:pgSz w:w="11906" w:h="16838"/>
+          <w:pgMar w:top="567" w:right="567" w:bottom="567" w:left="567" w:header="283" w:footer="283" w:gutter="0"/>
+          <w:cols w:space="720"/>
+          <w:docGrid w:linePitch="360"/>
+        </w:sectPr>
+      </w:pPr>
+    </w:p>
+    <w:p>
+      <w:pPr>
+        <w:pageBreakBefore w:val="0"/>
+        <w:pBdr>
+          <w:bottom w:val="single" w:sz="4" w:space="2" w:color="BBBBBB"/>
+        </w:pBdr>
+        <w:tabs>
+          <w:tab w:pos="10772" w:val="right"/>
+        </w:tabs>
+        <w:spacing w:before="0" w:after="80" w:line="192" w:lineRule="exact"/>
+      </w:pPr>
+      <w:r>
+        <w:rPr>
+          <w:b w:val="0"/>
+          <w:i w:val="0"/>
+          <w:color w:val="666666"/>
+          <w:sz w:val="16"/>
+        </w:rPr>
+        <w:t>Manual de Operación de Tomógrafo Canon</w:t>
+      </w:r>
+      <w:r>
+        <w:rPr>
+          <w:b w:val="0"/>
+          <w:i w:val="0"/>
+          <w:color w:val="666666"/>
+          <w:sz w:val="16"/>
+        </w:rPr>
+        <w:tab/>
+        <w:t>Paso 10 de 10</w:t>
+      </w:r>
+    </w:p>
+    <w:tbl>
+      <w:tblPr>
+        <w:tblW w:type="auto" w:w="0"/>
+        <w:jc w:val="center"/>
+        <w:tblLayout w:type="fixed"/>
+        <w:tblCellMar>
+          <w:top w:w="28" w:type="dxa"/>
+          <w:left w:w="85" w:type="dxa"/>
+          <w:bottom w:w="0" w:type="dxa"/>
+          <w:right w:w="85" w:type="dxa"/>
+        </w:tblCellMar>
+        <w:tblLook w:firstColumn="1" w:firstRow="1" w:lastColumn="0" w:lastRow="0" w:noHBand="0" w:noVBand="1" w:val="04A0"/>
+      </w:tblPr>
+      <w:tblGrid>
+        <w:gridCol w:w="10772"/>
+      </w:tblGrid>
+      <w:tr>
+        <w:trPr>
+          <w:trHeight w:val="15080" w:hRule="exact"/>
+        </w:trPr>
         <w:tc>
           <w:tcPr>
-            <w:tcW w:type="dxa" w:w="7710"/>
+            <w:tcW w:type="dxa" w:w="10772"/>
             <w:vAlign w:val="top"/>
           </w:tcPr>
           <w:p>
@@ -2002,7 +2364,7 @@
               </w:rPr>
               <w:drawing>
                 <wp:inline xmlns:a="http://schemas.openxmlformats.org/drawingml/2006/main" xmlns:pic="http://schemas.openxmlformats.org/drawingml/2006/picture">
-                  <wp:extent cx="3081701" cy="5478580"/>
+                  <wp:extent cx="4697718" cy="8351499"/>
                   <wp:docPr id="10" name="Picture 10"/>
                   <wp:cNvGraphicFramePr>
                     <a:graphicFrameLocks noChangeAspect="1"/>
@@ -2023,7 +2385,7 @@
                         <pic:spPr>
                           <a:xfrm>
                             <a:off x="0" y="0"/>
-                            <a:ext cx="3081701" cy="5478580"/>
+                            <a:ext cx="4697718" cy="8351499"/>
                           </a:xfrm>
                           <a:prstGeom prst="rect"/>
                         </pic:spPr>
@@ -2036,42 +2398,42 @@
           </w:p>
           <w:p>
             <w:pPr>
-              <w:spacing w:before="0" w:after="20" w:line="204" w:lineRule="exact"/>
+              <w:spacing w:before="0" w:after="20" w:line="216" w:lineRule="exact"/>
             </w:pPr>
             <w:r>
               <w:rPr>
                 <w:b w:val="0"/>
                 <w:i w:val="0"/>
                 <w:color w:val="666666"/>
-                <w:sz w:val="17"/>
+                <w:sz w:val="18"/>
               </w:rPr>
               <w:t>PASO 10 · ADQUISICIÓN DE IMAGEN · 04:37</w:t>
             </w:r>
           </w:p>
           <w:p>
             <w:pPr>
-              <w:spacing w:before="0" w:after="20" w:line="312" w:lineRule="exact"/>
+              <w:spacing w:before="0" w:after="20" w:line="360" w:lineRule="exact"/>
             </w:pPr>
             <w:r>
               <w:rPr>
                 <w:b/>
                 <w:i w:val="0"/>
                 <w:color w:val="111111"/>
-                <w:sz w:val="26"/>
+                <w:sz w:val="30"/>
               </w:rPr>
               <w:t>Activar modo infantil animado</w:t>
             </w:r>
           </w:p>
           <w:p>
             <w:pPr>
-              <w:spacing w:before="0" w:after="0" w:line="252" w:lineRule="exact"/>
+              <w:spacing w:before="0" w:after="0" w:line="276" w:lineRule="exact"/>
             </w:pPr>
             <w:r>
               <w:rPr>
                 <w:b w:val="0"/>
                 <w:i w:val="0"/>
                 <w:color w:val="222222"/>
-                <w:sz w:val="21"/>
+                <w:sz w:val="23"/>
               </w:rPr>
               <w:t>La pantalla LCD superior del gantry Aquilion Exceed LB muestra animaciones de un paisaje natural verde para ayudar a calmar y guiar a los pacientes infantiles.</w:t>
             </w:r>
@@ -2081,12 +2443,22 @@
     </w:tbl>
     <w:p>
       <w:pPr>
-        <w:pageBreakBefore/>
+        <w:sectPr>
+          <w:pgSz w:w="11906" w:h="16838"/>
+          <w:pgMar w:top="567" w:right="567" w:bottom="567" w:left="567" w:header="283" w:footer="283" w:gutter="0"/>
+          <w:cols w:space="720"/>
+          <w:docGrid w:linePitch="360"/>
+        </w:sectPr>
+      </w:pPr>
+    </w:p>
+    <w:p>
+      <w:pPr>
+        <w:pageBreakBefore w:val="0"/>
         <w:pBdr>
           <w:bottom w:val="single" w:sz="4" w:space="2" w:color="BBBBBB"/>
         </w:pBdr>
         <w:tabs>
-          <w:tab w:pos="15704" w:val="right"/>
+          <w:tab w:pos="10772" w:val="right"/>
         </w:tabs>
         <w:spacing w:before="0" w:after="80" w:line="192" w:lineRule="exact"/>
       </w:pPr>
@@ -2107,7 +2479,7 @@
           <w:sz w:val="16"/>
         </w:rPr>
         <w:tab/>
-        <w:t>Transcripción (1 de 4)</w:t>
+        <w:t>Transcripción (1 de 3)</w:t>
       </w:r>
     </w:p>
     <w:p>
@@ -3022,37 +3394,6 @@
     </w:p>
     <w:p>
       <w:pPr>
-        <w:pageBreakBefore/>
-        <w:pBdr>
-          <w:bottom w:val="single" w:sz="4" w:space="2" w:color="BBBBBB"/>
-        </w:pBdr>
-        <w:tabs>
-          <w:tab w:pos="15704" w:val="right"/>
-        </w:tabs>
-        <w:spacing w:before="0" w:after="80" w:line="192" w:lineRule="exact"/>
-      </w:pPr>
-      <w:r>
-        <w:rPr>
-          <w:b w:val="0"/>
-          <w:i w:val="0"/>
-          <w:color w:val="666666"/>
-          <w:sz w:val="16"/>
-        </w:rPr>
-        <w:t>Manual de Operación de Tomógrafo Canon</w:t>
-      </w:r>
-      <w:r>
-        <w:rPr>
-          <w:b w:val="0"/>
-          <w:i w:val="0"/>
-          <w:color w:val="666666"/>
-          <w:sz w:val="16"/>
-        </w:rPr>
-        <w:tab/>
-        <w:t>Transcripción (2 de 4)</w:t>
-      </w:r>
-    </w:p>
-    <w:p>
-      <w:pPr>
         <w:tabs>
           <w:tab w:pos="850" w:val="left"/>
         </w:tabs>
@@ -3473,6 +3814,37 @@
     </w:p>
     <w:p>
       <w:pPr>
+        <w:pageBreakBefore/>
+        <w:pBdr>
+          <w:bottom w:val="single" w:sz="4" w:space="2" w:color="BBBBBB"/>
+        </w:pBdr>
+        <w:tabs>
+          <w:tab w:pos="10772" w:val="right"/>
+        </w:tabs>
+        <w:spacing w:before="0" w:after="80" w:line="192" w:lineRule="exact"/>
+      </w:pPr>
+      <w:r>
+        <w:rPr>
+          <w:b w:val="0"/>
+          <w:i w:val="0"/>
+          <w:color w:val="666666"/>
+          <w:sz w:val="16"/>
+        </w:rPr>
+        <w:t>Manual de Operación de Tomógrafo Canon</w:t>
+      </w:r>
+      <w:r>
+        <w:rPr>
+          <w:b w:val="0"/>
+          <w:i w:val="0"/>
+          <w:color w:val="666666"/>
+          <w:sz w:val="16"/>
+        </w:rPr>
+        <w:tab/>
+        <w:t>Transcripción (2 de 3)</w:t>
+      </w:r>
+    </w:p>
+    <w:p>
+      <w:pPr>
         <w:tabs>
           <w:tab w:pos="850" w:val="left"/>
         </w:tabs>
@@ -4033,37 +4405,6 @@
     </w:p>
     <w:p>
       <w:pPr>
-        <w:pageBreakBefore/>
-        <w:pBdr>
-          <w:bottom w:val="single" w:sz="4" w:space="2" w:color="BBBBBB"/>
-        </w:pBdr>
-        <w:tabs>
-          <w:tab w:pos="15704" w:val="right"/>
-        </w:tabs>
-        <w:spacing w:before="0" w:after="80" w:line="192" w:lineRule="exact"/>
-      </w:pPr>
-      <w:r>
-        <w:rPr>
-          <w:b w:val="0"/>
-          <w:i w:val="0"/>
-          <w:color w:val="666666"/>
-          <w:sz w:val="16"/>
-        </w:rPr>
-        <w:t>Manual de Operación de Tomógrafo Canon</w:t>
-      </w:r>
-      <w:r>
-        <w:rPr>
-          <w:b w:val="0"/>
-          <w:i w:val="0"/>
-          <w:color w:val="666666"/>
-          <w:sz w:val="16"/>
-        </w:rPr>
-        <w:tab/>
-        <w:t>Transcripción (3 de 4)</w:t>
-      </w:r>
-    </w:p>
-    <w:p>
-      <w:pPr>
         <w:tabs>
           <w:tab w:pos="850" w:val="left"/>
         </w:tabs>
@@ -4876,6 +5217,37 @@
     </w:p>
     <w:p>
       <w:pPr>
+        <w:pageBreakBefore/>
+        <w:pBdr>
+          <w:bottom w:val="single" w:sz="4" w:space="2" w:color="BBBBBB"/>
+        </w:pBdr>
+        <w:tabs>
+          <w:tab w:pos="10772" w:val="right"/>
+        </w:tabs>
+        <w:spacing w:before="0" w:after="80" w:line="192" w:lineRule="exact"/>
+      </w:pPr>
+      <w:r>
+        <w:rPr>
+          <w:b w:val="0"/>
+          <w:i w:val="0"/>
+          <w:color w:val="666666"/>
+          <w:sz w:val="16"/>
+        </w:rPr>
+        <w:t>Manual de Operación de Tomógrafo Canon</w:t>
+      </w:r>
+      <w:r>
+        <w:rPr>
+          <w:b w:val="0"/>
+          <w:i w:val="0"/>
+          <w:color w:val="666666"/>
+          <w:sz w:val="16"/>
+        </w:rPr>
+        <w:tab/>
+        <w:t>Transcripción (3 de 3)</w:t>
+      </w:r>
+    </w:p>
+    <w:p>
+      <w:pPr>
         <w:tabs>
           <w:tab w:pos="850" w:val="left"/>
         </w:tabs>
@@ -5044,37 +5416,6 @@
     </w:p>
     <w:p>
       <w:pPr>
-        <w:pageBreakBefore/>
-        <w:pBdr>
-          <w:bottom w:val="single" w:sz="4" w:space="2" w:color="BBBBBB"/>
-        </w:pBdr>
-        <w:tabs>
-          <w:tab w:pos="15704" w:val="right"/>
-        </w:tabs>
-        <w:spacing w:before="0" w:after="80" w:line="192" w:lineRule="exact"/>
-      </w:pPr>
-      <w:r>
-        <w:rPr>
-          <w:b w:val="0"/>
-          <w:i w:val="0"/>
-          <w:color w:val="666666"/>
-          <w:sz w:val="16"/>
-        </w:rPr>
-        <w:t>Manual de Operación de Tomógrafo Canon</w:t>
-      </w:r>
-      <w:r>
-        <w:rPr>
-          <w:b w:val="0"/>
-          <w:i w:val="0"/>
-          <w:color w:val="666666"/>
-          <w:sz w:val="16"/>
-        </w:rPr>
-        <w:tab/>
-        <w:t>Transcripción (4 de 4)</w:t>
-      </w:r>
-    </w:p>
-    <w:p>
-      <w:pPr>
         <w:tabs>
           <w:tab w:pos="850" w:val="left"/>
         </w:tabs>
@@ -5758,11 +6099,9 @@
       </w:r>
     </w:p>
     <w:sectPr>
-      <w:footerReference w:type="default" r:id="rId9"/>
-      <w:pgSz w:w="16838" w:h="11906" w:orient="landscape"/>
+      <w:pgSz w:w="11906" w:h="16838"/>
       <w:pgMar w:top="567" w:right="567" w:bottom="567" w:left="567" w:header="283" w:footer="283" w:gutter="0"/>
       <w:cols w:space="720"/>
-      <w:titlePg/>
       <w:docGrid w:linePitch="360"/>
     </w:sectPr>
   </w:body>
